--- a/docs/mapa_procesos_y_conceptos_gestock.docx
+++ b/docs/mapa_procesos_y_conceptos_gestock.docx
@@ -176,7 +176,7 @@
           <w:sz w:val="20"/>
           <w:szCs w:val="20"/>
         </w:rPr>
-        <w:t xml:space="preserve">POST /auth/login, POST /auth/register (Admin), GET /auth/me, GET /auth/users.</w:t>
+        <w:t>POST /auth/login, POST /auth/register (Admin), GET /auth/me, GET /auth/users, PUT /auth/password.</w:t>
       </w:r>
     </w:p>
     <w:p>
